--- a/PUBLISHED/biol-1/module_keys/module-09-inheritance-genetics-keys-to-success.docx
+++ b/PUBLISHED/biol-1/module_keys/module-09-inheritance-genetics-keys-to-success.docx
@@ -19,57 +19,57 @@
     </w:p>
     <w:p>
       <w:r>
-        <w:t>Explain Mendel's Laws of Segregation and Independent Assortment  Predict outcomes of monohybrid and dihybrid crosses using Punnett squares  Distinguish between complete dominance, incomplete dominance, and codominance  Solve genetics problems involving multiple alleles (e.g., ABO blood types)  Analyze pedigrees to determine inheritance patterns (autosomal vs. sex-linked, dominant vs. recessive)  Explain polygenic inheritance and how it differs from single-gene traits  Describe how environment interacts with genotype to produce phenotype   Key Terms to Know</w:t>
+        <w:t>Explain Mendel's two laws  Use Punnett squares to predict offspring traits  Solve problems with incomplete dominance, codominance, and blood types  Analyze pedigrees  Explain polygenic traits and how environment affects phenotype   The Big Picture</w:t>
       </w:r>
     </w:p>
     <w:p>
       <w:r>
-        <w:t>Mendelian Genetics</w:t>
+        <w:t>Mendel discovered that traits are passed from parents to offspring in predictable patterns. By understanding these patterns, we can predict the probability of traits in offspring.</w:t>
       </w:r>
     </w:p>
     <w:p>
       <w:r>
-        <w:t>Gene — A heritable unit of information; a segment of DNA encoding a protein or functional RNA  Allele — An alternative form of a gene at a specific locus (e.g., "B" for brown eyes, "b" for blue eyes)  Locus — The specific position of a gene on a chromosome  Genotype — The combination of alleles an organism carries (e.g., Bb)  Phenotype — The observable trait expressed (e.g., brown eyes)  Homozygous — Having two identical alleles (AA or aa)  Heterozygous — Having two different alleles (Aa)  Dominant — The allele expressed in the heterozygote (masks the recessive allele)  Recessive — The allele only expressed when homozygous (masked by dominant in heterozygote)  True-Breeding — An organism homozygous for a trait (always produces offspring with same phenotype)  P₀ Generation — The parental generation in a cross  F₁ Generation — First filial generation (offspring of P₀)  F₂ Generation — Second filial generation (offspring of F₁ × F₁)  Carrier — A heterozygous individual who carries a recessive allele without expressing it   Mendel's Laws</w:t>
+        <w:t>Key Terms</w:t>
       </w:r>
     </w:p>
     <w:p>
       <w:r>
-        <w:t>Law of Segregation — During gamete formation, the two alleles for a gene separate so that each gamete carries only one allele  Law of Independent Assortment — Genes on different chromosomes assort independently during meiosis (applies to unlinked genes)  Test Cross — Crossing an individual of unknown genotype (dominant phenotype) with a homozygous recessive (aa) to determine if it is AA or Aa   Beyond Simple Dominance</w:t>
+        <w:t>Basic Genetics Vocabulary</w:t>
       </w:r>
     </w:p>
     <w:p>
       <w:r>
-        <w:t>Incomplete Dominance — Heterozygote shows a blended intermediate phenotype (e.g., red × white → pink flowers)  Codominance — Both alleles are fully expressed in the heterozygote (e.g., AB blood type — both A and B antigens present)  Multiple Alleles — More than two alleles exist for a gene in the population (e.g., ABO blood: Iᴬ, Iᴮ, i)  Pleiotropy — One gene affects multiple phenotypic traits (e.g., sickle cell allele affects blood, spleen, oxygen transport)  Epistasis — One gene modifies or masks the expression of another gene (e.g., coat color in Labrador retrievers)  Sex-Linked Inheritance — Genes on the X chromosome; males (XY) are hemizygous — one copy determines phenotype  X-Linked Recessive — Affected males: XᵃY; carrier females: XᴬXᵃ; affected females: XᵃXᵃ (rare)   Polygenic Inheritance</w:t>
+        <w:t>Gene — A segment of DNA that codes for a trait  Allele — A version of a gene (e.g., "B" for brown, "b" for blue)  Genotype — The alleles an organism has (e.g., Bb)  Phenotype — What the organism looks like (e.g., brown eyes)  Homozygous — Two same alleles (AA or aa)  Heterozygous — Two different alleles (Aa)  Dominant — The allele that shows up in the heterozygote (masks the recessive)  Recessive — The allele that is hidden unless homozygous (aa)  Carrier — A person who is Aa for a recessive disorder (has it but doesn't show it)   Mendel's Laws</w:t>
       </w:r>
     </w:p>
     <w:p>
       <w:r>
-        <w:t>Polygenic Trait — A trait controlled by two or more genes, each contributing a small effect (e.g., height, skin color, weight)  Continuous Variation — Polygenic traits show a range of phenotypes, often forming a bell curve distribution  Multifactorial — Traits influenced by multiple genes AND environmental factors  Heritability — The proportion of phenotypic variation in a population that is due to genetic variation   Classic Mendelian Ratios</w:t>
+        <w:t>Law of Segregation — Each parent gives one allele to each offspring (alleles separate during meiosis)  Law of Independent Assortment — Genes on different chromosomes are inherited independently   Important Ratios to Know</w:t>
       </w:r>
     </w:p>
     <w:p>
       <w:r>
-        <w:t>Cross Type  Cross  Phenotypic Ratio      Monohybrid  Aa × Aa  3:1 (3 dominant : 1 recessive)    Monohybrid (genotypic)  Aa × Aa  1:2:1 (1 AA : 2 Aa : 1 aa)    Test Cross  Aa × aa  1:1 (1 dominant : 1 recessive)    Dihybrid  AaBb × AaBb  9:3:3:1    Incomplete Dominance  Rr × Rr  1:2:1 (1 red : 2 pink : 1 white)     ABO Blood Type: A Model of Multiple Alleles + Codominance</w:t>
+        <w:t>Cross  Ratio      Monohybrid (Aa × Aa)  3 dominant : 1 recessive    Test cross (Aa × aa)  1 dominant : 1 recessive    Dihybrid (AaBb × AaBb)  9:3:3:1    Incomplete dominance (Rr × Rr)  1:2:1 (red : pink : white)     Beyond Simple Dominance</w:t>
       </w:r>
     </w:p>
     <w:p>
       <w:r>
-        <w:t>Genotype  Phenotype (Blood Type)  Antigens on RBCs      IᴬIᴬ or Iᴬi  Type A  A antigen    IᴮIᴮ or Iᴮi  Type B  B antigen    IᴬIᴮ  Type AB (codominance)  Both A and B    ii  Type O  Neither     Pedigree Analysis Tips</w:t>
+        <w:t>Incomplete Dominance — Heterozygote is a blend (red + white = pink )  Codominance — Both alleles fully show (Type A + Type B = Type AB )  Sex-linked (X-linked) — Gene is on the X chromosome; males only have one X, so one recessive allele = affected   ABO Blood Types</w:t>
       </w:r>
     </w:p>
     <w:p>
       <w:r>
-        <w:t>Autosomal Dominant : Affected individuals appear in every generation; unaffected parents do NOT have affected children (usually)  Autosomal Recessive : Can skip generations; two carrier parents → ¼ chance of affected child  X-Linked Recessive : More males affected; affected fathers pass carrier status to ALL daughters; carrier mothers pass to ½ sons   Polygenic Inheritance: How Complex Traits Work</w:t>
+        <w:t>Genotype  Blood Type      Iᴬ Iᴬ or Iᴬ i  Type A    Iᴮ Iᴮ or Iᴮ i  Type B    Iᴬ Iᴮ  Type AB    i i  Type O     Pedigree Clues</w:t>
       </w:r>
     </w:p>
     <w:p>
       <w:r>
-        <w:t>Single-gene traits produce discrete categories (e.g., pea: tall or short)  Polygenic traits produce continuous variation along a spectrum (e.g., human height forms a bell curve)  More genes involved → smoother the distribution curve  Environment modifies the phenotype : nutrition affects height, sunlight affects skin color, exercise affects weight  Genotype sets the range; environment determines where within that range an individual falls   Example: Skin Color</w:t>
+        <w:t>Autosomal recessive — Can skip generations; two unaffected parents → affected child  Autosomal dominant — Appears every generation; affected child must have an affected parent  X-linked recessive — More males affected; never father-to-son; carrier mothers pass to sons   Polygenic Traits</w:t>
       </w:r>
     </w:p>
     <w:p>
       <w:r>
-        <w:t>At least 3-4 genes contribute to human skin pigmentation  Each gene has alleles that add to or reduce melanin production  People with more "additive" alleles have darker skin  Environment (UV exposure) further modifies pigmentation within the genetic range   Study Tips</w:t>
+        <w:t>Controlled by many genes (not just one)  Produce a range of phenotypes (bell curve), not just two categories  Examples: height, skin color, weight  Environment also matters — nutrition affects height, sunlight affects skin color   Study Tips</w:t>
       </w:r>
     </w:p>
     <w:sectPr>

--- a/PUBLISHED/biol-1/module_keys/module-09-inheritance-genetics-keys-to-success.docx
+++ b/PUBLISHED/biol-1/module_keys/module-09-inheritance-genetics-keys-to-success.docx
@@ -3,11 +3,17 @@
 <w:document xmlns:wpc="http://schemas.microsoft.com/office/word/2010/wordprocessingCanvas" xmlns:mo="http://schemas.microsoft.com/office/mac/office/2008/main" xmlns:mc="http://schemas.openxmlformats.org/markup-compatibility/2006" xmlns:mv="urn:schemas-microsoft-com:mac:vml" xmlns:o="urn:schemas-microsoft-com:office:office" xmlns:r="http://schemas.openxmlformats.org/officeDocument/2006/relationships" xmlns:m="http://schemas.openxmlformats.org/officeDocument/2006/math" xmlns:v="urn:schemas-microsoft-com:vml" xmlns:wp14="http://schemas.microsoft.com/office/word/2010/wordprocessingDrawing" xmlns:wp="http://schemas.openxmlformats.org/drawingml/2006/wordprocessingDrawing" xmlns:w10="urn:schemas-microsoft-com:office:word" xmlns:w="http://schemas.openxmlformats.org/wordprocessingml/2006/main" xmlns:w14="http://schemas.microsoft.com/office/word/2010/wordml" xmlns:wpg="http://schemas.microsoft.com/office/word/2010/wordprocessingGroup" xmlns:wpi="http://schemas.microsoft.com/office/word/2010/wordprocessingInk" xmlns:wne="http://schemas.microsoft.com/office/word/2006/wordml" xmlns:wps="http://schemas.microsoft.com/office/word/2010/wordprocessingShape" mc:Ignorable="w14 wp14">
   <w:body>
     <w:p>
+      <w:pPr>
+        <w:pStyle w:val="Heading1"/>
+      </w:pPr>
       <w:r>
         <w:t>Module 9: Inheritance Genetics — Keys to Success</w:t>
       </w:r>
     </w:p>
     <w:p>
+      <w:pPr>
+        <w:pStyle w:val="Heading2"/>
+      </w:pPr>
       <w:r>
         <w:t>Learning Objectives</w:t>
       </w:r>
@@ -19,57 +25,752 @@
     </w:p>
     <w:p>
       <w:r>
-        <w:t>Explain Mendel's two laws  Use Punnett squares to predict offspring traits  Solve problems with incomplete dominance, codominance, and blood types  Analyze pedigrees  Explain polygenic traits and how environment affects phenotype   The Big Picture</w:t>
+        <w:t xml:space="preserve">1. </w:t>
+      </w:r>
+      <w:r>
+        <w:t>Explain Mendel's two laws</w:t>
       </w:r>
     </w:p>
     <w:p>
+      <w:r>
+        <w:t xml:space="preserve">2. </w:t>
+      </w:r>
+      <w:r>
+        <w:t>Use Punnett squares to predict offspring traits</w:t>
+      </w:r>
+    </w:p>
+    <w:p>
+      <w:r>
+        <w:t xml:space="preserve">3. </w:t>
+      </w:r>
+      <w:r>
+        <w:t>Solve problems with incomplete dominance, codominance, and blood types</w:t>
+      </w:r>
+    </w:p>
+    <w:p>
+      <w:r>
+        <w:t xml:space="preserve">4. </w:t>
+      </w:r>
+      <w:r>
+        <w:t>Analyze pedigrees</w:t>
+      </w:r>
+    </w:p>
+    <w:p>
+      <w:r>
+        <w:t xml:space="preserve">5. </w:t>
+      </w:r>
+      <w:r>
+        <w:t>Explain polygenic traits and how environment affects phenotype</w:t>
+      </w:r>
+    </w:p>
+    <w:p>
+      <w:pPr>
+        <w:pStyle w:val="Heading2"/>
+      </w:pPr>
+      <w:r>
+        <w:t>The Big Picture</w:t>
+      </w:r>
+    </w:p>
+    <w:p>
+      <w:r>
+        <w:br/>
+      </w:r>
       <w:r>
         <w:t>Mendel discovered that traits are passed from parents to offspring in predictable patterns. By understanding these patterns, we can predict the probability of traits in offspring.</w:t>
       </w:r>
     </w:p>
     <w:p>
+      <w:pPr>
+        <w:pStyle w:val="Heading2"/>
+      </w:pPr>
       <w:r>
         <w:t>Key Terms</w:t>
       </w:r>
     </w:p>
     <w:p>
+      <w:pPr>
+        <w:pStyle w:val="Heading3"/>
+      </w:pPr>
       <w:r>
         <w:t>Basic Genetics Vocabulary</w:t>
       </w:r>
     </w:p>
     <w:p>
       <w:r>
-        <w:t>Gene — A segment of DNA that codes for a trait  Allele — A version of a gene (e.g., "B" for brown, "b" for blue)  Genotype — The alleles an organism has (e.g., Bb)  Phenotype — What the organism looks like (e.g., brown eyes)  Homozygous — Two same alleles (AA or aa)  Heterozygous — Two different alleles (Aa)  Dominant — The allele that shows up in the heterozygote (masks the recessive)  Recessive — The allele that is hidden unless homozygous (aa)  Carrier — A person who is Aa for a recessive disorder (has it but doesn't show it)   Mendel's Laws</w:t>
+        <w:t xml:space="preserve">• </w:t>
+      </w:r>
+      <w:r>
+        <w:rPr>
+          <w:b/>
+        </w:rPr>
+        <w:t>Gene</w:t>
+      </w:r>
+      <w:r>
+        <w:t xml:space="preserve"> — A segment of DNA that codes for a trait</w:t>
       </w:r>
     </w:p>
     <w:p>
       <w:r>
-        <w:t>Law of Segregation — Each parent gives one allele to each offspring (alleles separate during meiosis)  Law of Independent Assortment — Genes on different chromosomes are inherited independently   Important Ratios to Know</w:t>
+        <w:t xml:space="preserve">• </w:t>
+      </w:r>
+      <w:r>
+        <w:rPr>
+          <w:b/>
+        </w:rPr>
+        <w:t>Allele</w:t>
+      </w:r>
+      <w:r>
+        <w:t xml:space="preserve"> — A version of a gene (e.g., "B" for brown, "b" for blue)</w:t>
       </w:r>
     </w:p>
     <w:p>
       <w:r>
-        <w:t>Cross  Ratio      Monohybrid (Aa × Aa)  3 dominant : 1 recessive    Test cross (Aa × aa)  1 dominant : 1 recessive    Dihybrid (AaBb × AaBb)  9:3:3:1    Incomplete dominance (Rr × Rr)  1:2:1 (red : pink : white)     Beyond Simple Dominance</w:t>
+        <w:t xml:space="preserve">• </w:t>
+      </w:r>
+      <w:r>
+        <w:rPr>
+          <w:b/>
+        </w:rPr>
+        <w:t>Genotype</w:t>
+      </w:r>
+      <w:r>
+        <w:t xml:space="preserve"> — The alleles an organism has (e.g., Bb)</w:t>
       </w:r>
     </w:p>
     <w:p>
       <w:r>
-        <w:t>Incomplete Dominance — Heterozygote is a blend (red + white = pink )  Codominance — Both alleles fully show (Type A + Type B = Type AB )  Sex-linked (X-linked) — Gene is on the X chromosome; males only have one X, so one recessive allele = affected   ABO Blood Types</w:t>
+        <w:t xml:space="preserve">• </w:t>
+      </w:r>
+      <w:r>
+        <w:rPr>
+          <w:b/>
+        </w:rPr>
+        <w:t>Phenotype</w:t>
+      </w:r>
+      <w:r>
+        <w:t xml:space="preserve"> — What the organism looks like (e.g., brown eyes)</w:t>
       </w:r>
     </w:p>
     <w:p>
       <w:r>
-        <w:t>Genotype  Blood Type      Iᴬ Iᴬ or Iᴬ i  Type A    Iᴮ Iᴮ or Iᴮ i  Type B    Iᴬ Iᴮ  Type AB    i i  Type O     Pedigree Clues</w:t>
+        <w:t xml:space="preserve">• </w:t>
+      </w:r>
+      <w:r>
+        <w:rPr>
+          <w:b/>
+        </w:rPr>
+        <w:t>Homozygous</w:t>
+      </w:r>
+      <w:r>
+        <w:t xml:space="preserve"> — Two same alleles (AA or aa)</w:t>
       </w:r>
     </w:p>
     <w:p>
       <w:r>
-        <w:t>Autosomal recessive — Can skip generations; two unaffected parents → affected child  Autosomal dominant — Appears every generation; affected child must have an affected parent  X-linked recessive — More males affected; never father-to-son; carrier mothers pass to sons   Polygenic Traits</w:t>
+        <w:t xml:space="preserve">• </w:t>
+      </w:r>
+      <w:r>
+        <w:rPr>
+          <w:b/>
+        </w:rPr>
+        <w:t>Heterozygous</w:t>
+      </w:r>
+      <w:r>
+        <w:t xml:space="preserve"> — Two different alleles (Aa)</w:t>
       </w:r>
     </w:p>
     <w:p>
       <w:r>
-        <w:t>Controlled by many genes (not just one)  Produce a range of phenotypes (bell curve), not just two categories  Examples: height, skin color, weight  Environment also matters — nutrition affects height, sunlight affects skin color   Study Tips</w:t>
+        <w:t xml:space="preserve">• </w:t>
+      </w:r>
+      <w:r>
+        <w:rPr>
+          <w:b/>
+        </w:rPr>
+        <w:t>Dominant</w:t>
+      </w:r>
+      <w:r>
+        <w:t xml:space="preserve"> — The allele that shows up in the heterozygote (masks the recessive)</w:t>
+      </w:r>
+    </w:p>
+    <w:p>
+      <w:r>
+        <w:t xml:space="preserve">• </w:t>
+      </w:r>
+      <w:r>
+        <w:rPr>
+          <w:b/>
+        </w:rPr>
+        <w:t>Recessive</w:t>
+      </w:r>
+      <w:r>
+        <w:t xml:space="preserve"> — The allele that is hidden unless homozygous (aa)</w:t>
+      </w:r>
+    </w:p>
+    <w:p>
+      <w:r>
+        <w:t xml:space="preserve">• </w:t>
+      </w:r>
+      <w:r>
+        <w:rPr>
+          <w:b/>
+        </w:rPr>
+        <w:t>Carrier</w:t>
+      </w:r>
+      <w:r>
+        <w:t xml:space="preserve"> — A person who is Aa for a recessive disorder (has it but doesn't show it)</w:t>
+      </w:r>
+    </w:p>
+    <w:p>
+      <w:pPr>
+        <w:pStyle w:val="Heading3"/>
+      </w:pPr>
+      <w:r>
+        <w:t>Mendel's Laws</w:t>
+      </w:r>
+    </w:p>
+    <w:p>
+      <w:r>
+        <w:t xml:space="preserve">• </w:t>
+      </w:r>
+      <w:r>
+        <w:rPr>
+          <w:b/>
+        </w:rPr>
+        <w:t>Law of Segregation</w:t>
+      </w:r>
+      <w:r>
+        <w:t xml:space="preserve"> — Each parent gives one allele to each offspring (alleles separate during meiosis)</w:t>
+      </w:r>
+    </w:p>
+    <w:p>
+      <w:r>
+        <w:t xml:space="preserve">• </w:t>
+      </w:r>
+      <w:r>
+        <w:rPr>
+          <w:b/>
+        </w:rPr>
+        <w:t>Law of Independent Assortment</w:t>
+      </w:r>
+      <w:r>
+        <w:t xml:space="preserve"> — Genes on different chromosomes are inherited independently</w:t>
+      </w:r>
+    </w:p>
+    <w:p>
+      <w:pPr>
+        <w:pStyle w:val="Heading2"/>
+      </w:pPr>
+      <w:r>
+        <w:t>Important Ratios to Know</w:t>
+      </w:r>
+    </w:p>
+    <w:tbl>
+      <w:tblPr>
+        <w:tblW w:type="auto" w:w="0"/>
+        <w:tblLook w:firstColumn="1" w:firstRow="1" w:lastColumn="0" w:lastRow="0" w:noHBand="0" w:noVBand="1" w:val="04A0"/>
+      </w:tblPr>
+      <w:tblGrid>
+        <w:gridCol w:w="4320"/>
+        <w:gridCol w:w="4320"/>
+      </w:tblGrid>
+      <w:tr>
+        <w:tc>
+          <w:tcPr>
+            <w:tcW w:type="dxa" w:w="4320"/>
+          </w:tcPr>
+          <w:p>
+            <w:r>
+              <w:t>Cross</w:t>
+            </w:r>
+          </w:p>
+        </w:tc>
+        <w:tc>
+          <w:tcPr>
+            <w:tcW w:type="dxa" w:w="4320"/>
+          </w:tcPr>
+          <w:p>
+            <w:r>
+              <w:t>Ratio</w:t>
+            </w:r>
+          </w:p>
+        </w:tc>
+      </w:tr>
+      <w:tr>
+        <w:tc>
+          <w:tcPr>
+            <w:tcW w:type="dxa" w:w="4320"/>
+          </w:tcPr>
+          <w:p>
+            <w:r>
+              <w:t>Monohybrid (Aa × Aa)</w:t>
+            </w:r>
+          </w:p>
+        </w:tc>
+        <w:tc>
+          <w:tcPr>
+            <w:tcW w:type="dxa" w:w="4320"/>
+          </w:tcPr>
+          <w:p>
+            <w:r>
+              <w:t>3 dominant : 1 recessive</w:t>
+            </w:r>
+          </w:p>
+        </w:tc>
+      </w:tr>
+      <w:tr>
+        <w:tc>
+          <w:tcPr>
+            <w:tcW w:type="dxa" w:w="4320"/>
+          </w:tcPr>
+          <w:p>
+            <w:r>
+              <w:t>Test cross (Aa × aa)</w:t>
+            </w:r>
+          </w:p>
+        </w:tc>
+        <w:tc>
+          <w:tcPr>
+            <w:tcW w:type="dxa" w:w="4320"/>
+          </w:tcPr>
+          <w:p>
+            <w:r>
+              <w:t>1 dominant : 1 recessive</w:t>
+            </w:r>
+          </w:p>
+        </w:tc>
+      </w:tr>
+      <w:tr>
+        <w:tc>
+          <w:tcPr>
+            <w:tcW w:type="dxa" w:w="4320"/>
+          </w:tcPr>
+          <w:p>
+            <w:r>
+              <w:t>Dihybrid (AaBb × AaBb)</w:t>
+            </w:r>
+          </w:p>
+        </w:tc>
+        <w:tc>
+          <w:tcPr>
+            <w:tcW w:type="dxa" w:w="4320"/>
+          </w:tcPr>
+          <w:p>
+            <w:r>
+              <w:t>9:3:3:1</w:t>
+            </w:r>
+          </w:p>
+        </w:tc>
+      </w:tr>
+      <w:tr>
+        <w:tc>
+          <w:tcPr>
+            <w:tcW w:type="dxa" w:w="4320"/>
+          </w:tcPr>
+          <w:p>
+            <w:r>
+              <w:t>Incomplete dominance (Rr × Rr)</w:t>
+            </w:r>
+          </w:p>
+        </w:tc>
+        <w:tc>
+          <w:tcPr>
+            <w:tcW w:type="dxa" w:w="4320"/>
+          </w:tcPr>
+          <w:p>
+            <w:r>
+              <w:t>1:2:1 (red : pink : white)</w:t>
+            </w:r>
+          </w:p>
+        </w:tc>
+      </w:tr>
+    </w:tbl>
+    <w:p>
+      <w:pPr>
+        <w:pStyle w:val="Heading2"/>
+      </w:pPr>
+      <w:r>
+        <w:t>Beyond Simple Dominance</w:t>
+      </w:r>
+    </w:p>
+    <w:p>
+      <w:r>
+        <w:t xml:space="preserve">• </w:t>
+      </w:r>
+      <w:r>
+        <w:rPr>
+          <w:b/>
+        </w:rPr>
+        <w:t>Incomplete Dominance</w:t>
+      </w:r>
+      <w:r>
+        <w:t xml:space="preserve"> — Heterozygote is a blend (red + white = </w:t>
+      </w:r>
+      <w:r>
+        <w:rPr>
+          <w:b/>
+        </w:rPr>
+        <w:t>pink</w:t>
+      </w:r>
+      <w:r>
+        <w:t>)</w:t>
+      </w:r>
+    </w:p>
+    <w:p>
+      <w:r>
+        <w:t xml:space="preserve">• </w:t>
+      </w:r>
+      <w:r>
+        <w:rPr>
+          <w:b/>
+        </w:rPr>
+        <w:t>Codominance</w:t>
+      </w:r>
+      <w:r>
+        <w:t xml:space="preserve"> — Both alleles fully show (Type A + Type B = </w:t>
+      </w:r>
+      <w:r>
+        <w:rPr>
+          <w:b/>
+        </w:rPr>
+        <w:t>Type AB</w:t>
+      </w:r>
+      <w:r>
+        <w:t>)</w:t>
+      </w:r>
+    </w:p>
+    <w:p>
+      <w:r>
+        <w:t xml:space="preserve">• </w:t>
+      </w:r>
+      <w:r>
+        <w:rPr>
+          <w:b/>
+        </w:rPr>
+        <w:t>Sex-linked (X-linked)</w:t>
+      </w:r>
+      <w:r>
+        <w:t xml:space="preserve"> — Gene is on the X chromosome; males only have one X, so one recessive allele = affected</w:t>
+      </w:r>
+    </w:p>
+    <w:p>
+      <w:pPr>
+        <w:pStyle w:val="Heading3"/>
+      </w:pPr>
+      <w:r>
+        <w:t>ABO Blood Types</w:t>
+      </w:r>
+    </w:p>
+    <w:tbl>
+      <w:tblPr>
+        <w:tblW w:type="auto" w:w="0"/>
+        <w:tblLook w:firstColumn="1" w:firstRow="1" w:lastColumn="0" w:lastRow="0" w:noHBand="0" w:noVBand="1" w:val="04A0"/>
+      </w:tblPr>
+      <w:tblGrid>
+        <w:gridCol w:w="4320"/>
+        <w:gridCol w:w="4320"/>
+      </w:tblGrid>
+      <w:tr>
+        <w:tc>
+          <w:tcPr>
+            <w:tcW w:type="dxa" w:w="4320"/>
+          </w:tcPr>
+          <w:p>
+            <w:r>
+              <w:t>Genotype</w:t>
+            </w:r>
+          </w:p>
+        </w:tc>
+        <w:tc>
+          <w:tcPr>
+            <w:tcW w:type="dxa" w:w="4320"/>
+          </w:tcPr>
+          <w:p>
+            <w:r>
+              <w:t>Blood Type</w:t>
+            </w:r>
+          </w:p>
+        </w:tc>
+      </w:tr>
+      <w:tr>
+        <w:tc>
+          <w:tcPr>
+            <w:tcW w:type="dxa" w:w="4320"/>
+          </w:tcPr>
+          <w:p>
+            <w:r>
+              <w:t>Iᴬ Iᴬ or Iᴬ i</w:t>
+            </w:r>
+          </w:p>
+        </w:tc>
+        <w:tc>
+          <w:tcPr>
+            <w:tcW w:type="dxa" w:w="4320"/>
+          </w:tcPr>
+          <w:p>
+            <w:r>
+              <w:t>Type A</w:t>
+            </w:r>
+          </w:p>
+        </w:tc>
+      </w:tr>
+      <w:tr>
+        <w:tc>
+          <w:tcPr>
+            <w:tcW w:type="dxa" w:w="4320"/>
+          </w:tcPr>
+          <w:p>
+            <w:r>
+              <w:t>Iᴮ Iᴮ or Iᴮ i</w:t>
+            </w:r>
+          </w:p>
+        </w:tc>
+        <w:tc>
+          <w:tcPr>
+            <w:tcW w:type="dxa" w:w="4320"/>
+          </w:tcPr>
+          <w:p>
+            <w:r>
+              <w:t>Type B</w:t>
+            </w:r>
+          </w:p>
+        </w:tc>
+      </w:tr>
+      <w:tr>
+        <w:tc>
+          <w:tcPr>
+            <w:tcW w:type="dxa" w:w="4320"/>
+          </w:tcPr>
+          <w:p>
+            <w:r>
+              <w:t>Iᴬ Iᴮ</w:t>
+            </w:r>
+          </w:p>
+        </w:tc>
+        <w:tc>
+          <w:tcPr>
+            <w:tcW w:type="dxa" w:w="4320"/>
+          </w:tcPr>
+          <w:p>
+            <w:r>
+              <w:t>Type AB</w:t>
+            </w:r>
+          </w:p>
+        </w:tc>
+      </w:tr>
+      <w:tr>
+        <w:tc>
+          <w:tcPr>
+            <w:tcW w:type="dxa" w:w="4320"/>
+          </w:tcPr>
+          <w:p>
+            <w:r>
+              <w:t>i i</w:t>
+            </w:r>
+          </w:p>
+        </w:tc>
+        <w:tc>
+          <w:tcPr>
+            <w:tcW w:type="dxa" w:w="4320"/>
+          </w:tcPr>
+          <w:p>
+            <w:r>
+              <w:t>Type O</w:t>
+            </w:r>
+          </w:p>
+        </w:tc>
+      </w:tr>
+    </w:tbl>
+    <w:p>
+      <w:pPr>
+        <w:pStyle w:val="Heading2"/>
+      </w:pPr>
+      <w:r>
+        <w:t>Pedigree Clues</w:t>
+      </w:r>
+    </w:p>
+    <w:p>
+      <w:r>
+        <w:t xml:space="preserve">• </w:t>
+      </w:r>
+      <w:r>
+        <w:rPr>
+          <w:b/>
+        </w:rPr>
+        <w:t>Autosomal recessive</w:t>
+      </w:r>
+      <w:r>
+        <w:t xml:space="preserve"> — Can skip generations; two unaffected parents → affected child</w:t>
+      </w:r>
+    </w:p>
+    <w:p>
+      <w:r>
+        <w:t xml:space="preserve">• </w:t>
+      </w:r>
+      <w:r>
+        <w:rPr>
+          <w:b/>
+        </w:rPr>
+        <w:t>Autosomal dominant</w:t>
+      </w:r>
+      <w:r>
+        <w:t xml:space="preserve"> — Appears every generation; affected child must have an affected parent</w:t>
+      </w:r>
+    </w:p>
+    <w:p>
+      <w:r>
+        <w:t xml:space="preserve">• </w:t>
+      </w:r>
+      <w:r>
+        <w:rPr>
+          <w:b/>
+        </w:rPr>
+        <w:t>X-linked recessive</w:t>
+      </w:r>
+      <w:r>
+        <w:t xml:space="preserve"> — More males affected; never father-to-son; carrier mothers pass to sons</w:t>
+      </w:r>
+    </w:p>
+    <w:p>
+      <w:pPr>
+        <w:pStyle w:val="Heading2"/>
+      </w:pPr>
+      <w:r>
+        <w:t>Polygenic Traits</w:t>
+      </w:r>
+    </w:p>
+    <w:p>
+      <w:r>
+        <w:t xml:space="preserve">• </w:t>
+      </w:r>
+      <w:r>
+        <w:t xml:space="preserve">Controlled by </w:t>
+      </w:r>
+      <w:r>
+        <w:rPr>
+          <w:b/>
+        </w:rPr>
+        <w:t>many genes</w:t>
+      </w:r>
+      <w:r>
+        <w:t xml:space="preserve"> (not just one)</w:t>
+      </w:r>
+    </w:p>
+    <w:p>
+      <w:r>
+        <w:t xml:space="preserve">• </w:t>
+      </w:r>
+      <w:r>
+        <w:t xml:space="preserve">Produce a </w:t>
+      </w:r>
+      <w:r>
+        <w:rPr>
+          <w:b/>
+        </w:rPr>
+        <w:t>range</w:t>
+      </w:r>
+      <w:r>
+        <w:t xml:space="preserve"> of phenotypes (bell curve), not just two categories</w:t>
+      </w:r>
+    </w:p>
+    <w:p>
+      <w:r>
+        <w:t xml:space="preserve">• </w:t>
+      </w:r>
+      <w:r>
+        <w:t>Examples: height, skin color, weight</w:t>
+      </w:r>
+    </w:p>
+    <w:p>
+      <w:r>
+        <w:t xml:space="preserve">• </w:t>
+      </w:r>
+      <w:r>
+        <w:rPr>
+          <w:b/>
+        </w:rPr>
+        <w:t>Environment also matters</w:t>
+      </w:r>
+      <w:r>
+        <w:t xml:space="preserve"> — nutrition affects height, sunlight affects skin color</w:t>
+      </w:r>
+    </w:p>
+    <w:p>
+      <w:pPr>
+        <w:pStyle w:val="Heading2"/>
+      </w:pPr>
+      <w:r>
+        <w:t>Study Tips</w:t>
+      </w:r>
+    </w:p>
+    <w:p>
+      <w:r>
+        <w:t xml:space="preserve">1. </w:t>
+      </w:r>
+      <w:r>
+        <w:rPr>
+          <w:b/>
+        </w:rPr>
+        <w:t>Practice Punnett squares</w:t>
+      </w:r>
+      <w:r>
+        <w:t xml:space="preserve"> — Do them until they're automatic</w:t>
+      </w:r>
+    </w:p>
+    <w:p>
+      <w:r>
+        <w:t xml:space="preserve">2. </w:t>
+      </w:r>
+      <w:r>
+        <w:rPr>
+          <w:b/>
+        </w:rPr>
+        <w:t>Memorize the ratios</w:t>
+      </w:r>
+      <w:r>
+        <w:t xml:space="preserve"> — 3:1, 9:3:3:1, 1:2:1</w:t>
+      </w:r>
+    </w:p>
+    <w:p>
+      <w:r>
+        <w:t xml:space="preserve">3. </w:t>
+      </w:r>
+      <w:r>
+        <w:rPr>
+          <w:b/>
+        </w:rPr>
+        <w:t>Blood types are a favorite exam topic</w:t>
+      </w:r>
+      <w:r>
+        <w:t xml:space="preserve"> — Know the Iᴬ, Iᴮ, i system</w:t>
+      </w:r>
+    </w:p>
+    <w:p>
+      <w:r>
+        <w:t xml:space="preserve">4. </w:t>
+      </w:r>
+      <w:r>
+        <w:rPr>
+          <w:b/>
+        </w:rPr>
+        <w:t>For pedigrees, ask two questions</w:t>
+      </w:r>
+      <w:r>
+        <w:t xml:space="preserve"> — Dominant or recessive? Autosomal or X-linked?</w:t>
+      </w:r>
+    </w:p>
+    <w:p>
+      <w:r>
+        <w:t xml:space="preserve">5. </w:t>
+      </w:r>
+      <w:r>
+        <w:rPr>
+          <w:b/>
+        </w:rPr>
+        <w:t>Connect to Module 8</w:t>
+      </w:r>
+      <w:r>
+        <w:t xml:space="preserve"> — Segregation = homologs separating in Meiosis I</w:t>
       </w:r>
     </w:p>
     <w:sectPr>

--- a/PUBLISHED/biol-1/module_keys/module-09-inheritance-genetics-keys-to-success.docx
+++ b/PUBLISHED/biol-1/module_keys/module-09-inheritance-genetics-keys-to-success.docx
@@ -7,7 +7,7 @@
         <w:pStyle w:val="Heading1"/>
       </w:pPr>
       <w:r>
-        <w:t>Module 9: Inheritance Genetics — Keys to Success</w:t>
+        <w:t>Module 9: Inheritance Genetics - Keys to Success</w:t>
       </w:r>
     </w:p>
     <w:p>
@@ -28,7 +28,7 @@
         <w:t xml:space="preserve">1. </w:t>
       </w:r>
       <w:r>
-        <w:t>Explain Mendel's two laws</w:t>
+        <w:t>Distinguish gene, allele, genotype, and phenotype.</w:t>
       </w:r>
     </w:p>
     <w:p>
@@ -36,7 +36,7 @@
         <w:t xml:space="preserve">2. </w:t>
       </w:r>
       <w:r>
-        <w:t>Use Punnett squares to predict offspring traits</w:t>
+        <w:t>Use segregation to explain monohybrid inheritance.</w:t>
       </w:r>
     </w:p>
     <w:p>
@@ -44,7 +44,7 @@
         <w:t xml:space="preserve">3. </w:t>
       </w:r>
       <w:r>
-        <w:t>Solve problems with incomplete dominance, codominance, and blood types</w:t>
+        <w:t>Build and interpret Punnett-square probabilities.</w:t>
       </w:r>
     </w:p>
     <w:p>
@@ -52,7 +52,7 @@
         <w:t xml:space="preserve">4. </w:t>
       </w:r>
       <w:r>
-        <w:t>Analyze pedigrees</w:t>
+        <w:t>Recognize inheritance patterns beyond complete dominance.</w:t>
       </w:r>
     </w:p>
     <w:p>
@@ -60,7 +60,7 @@
         <w:t xml:space="preserve">5. </w:t>
       </w:r>
       <w:r>
-        <w:t>Explain polygenic traits and how environment affects phenotype</w:t>
+        <w:t>Use pedigree evidence to reason about traits.</w:t>
       </w:r>
     </w:p>
     <w:p>
@@ -68,15 +68,47 @@
         <w:pStyle w:val="Heading2"/>
       </w:pPr>
       <w:r>
-        <w:t>The Big Picture</w:t>
+        <w:t>Topics</w:t>
       </w:r>
     </w:p>
     <w:p>
       <w:r>
-        <w:br/>
+        <w:t xml:space="preserve">• </w:t>
       </w:r>
       <w:r>
-        <w:t>Mendel discovered that traits are passed from parents to offspring in predictable patterns. By understanding these patterns, we can predict the probability of traits in offspring.</w:t>
+        <w:t>Alleles and genotype</w:t>
+      </w:r>
+    </w:p>
+    <w:p>
+      <w:r>
+        <w:t xml:space="preserve">• </w:t>
+      </w:r>
+      <w:r>
+        <w:t>Mendelian patterns</w:t>
+      </w:r>
+    </w:p>
+    <w:p>
+      <w:r>
+        <w:t xml:space="preserve">• </w:t>
+      </w:r>
+      <w:r>
+        <w:t>Punnett-square prediction</w:t>
+      </w:r>
+    </w:p>
+    <w:p>
+      <w:r>
+        <w:t xml:space="preserve">• </w:t>
+      </w:r>
+      <w:r>
+        <w:t>Beyond simple dominance</w:t>
+      </w:r>
+    </w:p>
+    <w:p>
+      <w:r>
+        <w:t xml:space="preserve">• </w:t>
+      </w:r>
+      <w:r>
+        <w:t>Pedigrees and probability</w:t>
       </w:r>
     </w:p>
     <w:p>
@@ -84,15 +116,7 @@
         <w:pStyle w:val="Heading2"/>
       </w:pPr>
       <w:r>
-        <w:t>Key Terms</w:t>
-      </w:r>
-    </w:p>
-    <w:p>
-      <w:pPr>
-        <w:pStyle w:val="Heading3"/>
-      </w:pPr>
-      <w:r>
-        <w:t>Basic Genetics Vocabulary</w:t>
+        <w:t>Key Terms to Know</w:t>
       </w:r>
     </w:p>
     <w:p>
@@ -106,7 +130,7 @@
         <w:t>Gene</w:t>
       </w:r>
       <w:r>
-        <w:t xml:space="preserve"> — A segment of DNA that codes for a trait</w:t>
+        <w:t xml:space="preserve"> - DNA sequence contributing to a trait or functional product.</w:t>
       </w:r>
     </w:p>
     <w:p>
@@ -120,7 +144,7 @@
         <w:t>Allele</w:t>
       </w:r>
       <w:r>
-        <w:t xml:space="preserve"> — A version of a gene (e.g., "B" for brown, "b" for blue)</w:t>
+        <w:t xml:space="preserve"> - Variant form of a gene.</w:t>
       </w:r>
     </w:p>
     <w:p>
@@ -134,7 +158,7 @@
         <w:t>Genotype</w:t>
       </w:r>
       <w:r>
-        <w:t xml:space="preserve"> — The alleles an organism has (e.g., Bb)</w:t>
+        <w:t xml:space="preserve"> - Allele combination of an organism.</w:t>
       </w:r>
     </w:p>
     <w:p>
@@ -148,35 +172,7 @@
         <w:t>Phenotype</w:t>
       </w:r>
       <w:r>
-        <w:t xml:space="preserve"> — What the organism looks like (e.g., brown eyes)</w:t>
-      </w:r>
-    </w:p>
-    <w:p>
-      <w:r>
-        <w:t xml:space="preserve">• </w:t>
-      </w:r>
-      <w:r>
-        <w:rPr>
-          <w:b/>
-        </w:rPr>
-        <w:t>Homozygous</w:t>
-      </w:r>
-      <w:r>
-        <w:t xml:space="preserve"> — Two same alleles (AA or aa)</w:t>
-      </w:r>
-    </w:p>
-    <w:p>
-      <w:r>
-        <w:t xml:space="preserve">• </w:t>
-      </w:r>
-      <w:r>
-        <w:rPr>
-          <w:b/>
-        </w:rPr>
-        <w:t>Heterozygous</w:t>
-      </w:r>
-      <w:r>
-        <w:t xml:space="preserve"> — Two different alleles (Aa)</w:t>
+        <w:t xml:space="preserve"> - Observable trait or characteristic.</w:t>
       </w:r>
     </w:p>
     <w:p>
@@ -190,7 +186,7 @@
         <w:t>Dominant</w:t>
       </w:r>
       <w:r>
-        <w:t xml:space="preserve"> — The allele that shows up in the heterozygote (masks the recessive)</w:t>
+        <w:t xml:space="preserve"> - Allele effect visible with one copy in simple dominance.</w:t>
       </w:r>
     </w:p>
     <w:p>
@@ -204,7 +200,7 @@
         <w:t>Recessive</w:t>
       </w:r>
       <w:r>
-        <w:t xml:space="preserve"> — The allele that is hidden unless homozygous (aa)</w:t>
+        <w:t xml:space="preserve"> - Allele effect masked by dominant allele in heterozygotes.</w:t>
       </w:r>
     </w:p>
     <w:p>
@@ -215,18 +211,10 @@
         <w:rPr>
           <w:b/>
         </w:rPr>
-        <w:t>Carrier</w:t>
+        <w:t>Punnett square</w:t>
       </w:r>
       <w:r>
-        <w:t xml:space="preserve"> — A person who is Aa for a recessive disorder (has it but doesn't show it)</w:t>
-      </w:r>
-    </w:p>
-    <w:p>
-      <w:pPr>
-        <w:pStyle w:val="Heading3"/>
-      </w:pPr>
-      <w:r>
-        <w:t>Mendel's Laws</w:t>
+        <w:t xml:space="preserve"> - Tool for modeling inheritance probabilities.</w:t>
       </w:r>
     </w:p>
     <w:p>
@@ -237,24 +225,10 @@
         <w:rPr>
           <w:b/>
         </w:rPr>
-        <w:t>Law of Segregation</w:t>
+        <w:t>Pedigree</w:t>
       </w:r>
       <w:r>
-        <w:t xml:space="preserve"> — Each parent gives one allele to each offspring (alleles separate during meiosis)</w:t>
-      </w:r>
-    </w:p>
-    <w:p>
-      <w:r>
-        <w:t xml:space="preserve">• </w:t>
-      </w:r>
-      <w:r>
-        <w:rPr>
-          <w:b/>
-        </w:rPr>
-        <w:t>Law of Independent Assortment</w:t>
-      </w:r>
-      <w:r>
-        <w:t xml:space="preserve"> — Genes on different chromosomes are inherited independently</w:t>
+        <w:t xml:space="preserve"> - Family diagram used to infer inheritance patterns.</w:t>
       </w:r>
     </w:p>
     <w:p>
@@ -262,437 +236,47 @@
         <w:pStyle w:val="Heading2"/>
       </w:pPr>
       <w:r>
-        <w:t>Important Ratios to Know</w:t>
-      </w:r>
-    </w:p>
-    <w:tbl>
-      <w:tblPr>
-        <w:tblW w:type="auto" w:w="0"/>
-        <w:tblLook w:firstColumn="1" w:firstRow="1" w:lastColumn="0" w:lastRow="0" w:noHBand="0" w:noVBand="1" w:val="04A0"/>
-      </w:tblPr>
-      <w:tblGrid>
-        <w:gridCol w:w="4320"/>
-        <w:gridCol w:w="4320"/>
-      </w:tblGrid>
-      <w:tr>
-        <w:tc>
-          <w:tcPr>
-            <w:tcW w:type="dxa" w:w="4320"/>
-          </w:tcPr>
-          <w:p>
-            <w:r>
-              <w:t>Cross</w:t>
-            </w:r>
-          </w:p>
-        </w:tc>
-        <w:tc>
-          <w:tcPr>
-            <w:tcW w:type="dxa" w:w="4320"/>
-          </w:tcPr>
-          <w:p>
-            <w:r>
-              <w:t>Ratio</w:t>
-            </w:r>
-          </w:p>
-        </w:tc>
-      </w:tr>
-      <w:tr>
-        <w:tc>
-          <w:tcPr>
-            <w:tcW w:type="dxa" w:w="4320"/>
-          </w:tcPr>
-          <w:p>
-            <w:r>
-              <w:t>Monohybrid (Aa × Aa)</w:t>
-            </w:r>
-          </w:p>
-        </w:tc>
-        <w:tc>
-          <w:tcPr>
-            <w:tcW w:type="dxa" w:w="4320"/>
-          </w:tcPr>
-          <w:p>
-            <w:r>
-              <w:t>3 dominant : 1 recessive</w:t>
-            </w:r>
-          </w:p>
-        </w:tc>
-      </w:tr>
-      <w:tr>
-        <w:tc>
-          <w:tcPr>
-            <w:tcW w:type="dxa" w:w="4320"/>
-          </w:tcPr>
-          <w:p>
-            <w:r>
-              <w:t>Test cross (Aa × aa)</w:t>
-            </w:r>
-          </w:p>
-        </w:tc>
-        <w:tc>
-          <w:tcPr>
-            <w:tcW w:type="dxa" w:w="4320"/>
-          </w:tcPr>
-          <w:p>
-            <w:r>
-              <w:t>1 dominant : 1 recessive</w:t>
-            </w:r>
-          </w:p>
-        </w:tc>
-      </w:tr>
-      <w:tr>
-        <w:tc>
-          <w:tcPr>
-            <w:tcW w:type="dxa" w:w="4320"/>
-          </w:tcPr>
-          <w:p>
-            <w:r>
-              <w:t>Dihybrid (AaBb × AaBb)</w:t>
-            </w:r>
-          </w:p>
-        </w:tc>
-        <w:tc>
-          <w:tcPr>
-            <w:tcW w:type="dxa" w:w="4320"/>
-          </w:tcPr>
-          <w:p>
-            <w:r>
-              <w:t>9:3:3:1</w:t>
-            </w:r>
-          </w:p>
-        </w:tc>
-      </w:tr>
-      <w:tr>
-        <w:tc>
-          <w:tcPr>
-            <w:tcW w:type="dxa" w:w="4320"/>
-          </w:tcPr>
-          <w:p>
-            <w:r>
-              <w:t>Incomplete dominance (Rr × Rr)</w:t>
-            </w:r>
-          </w:p>
-        </w:tc>
-        <w:tc>
-          <w:tcPr>
-            <w:tcW w:type="dxa" w:w="4320"/>
-          </w:tcPr>
-          <w:p>
-            <w:r>
-              <w:t>1:2:1 (red : pink : white)</w:t>
-            </w:r>
-          </w:p>
-        </w:tc>
-      </w:tr>
-    </w:tbl>
-    <w:p>
-      <w:pPr>
-        <w:pStyle w:val="Heading2"/>
-      </w:pPr>
-      <w:r>
-        <w:t>Beyond Simple Dominance</w:t>
+        <w:t>Core Contents</w:t>
       </w:r>
     </w:p>
     <w:p>
       <w:r>
-        <w:t xml:space="preserve">• </w:t>
+        <w:t xml:space="preserve">1. </w:t>
       </w:r>
       <w:r>
-        <w:rPr>
-          <w:b/>
-        </w:rPr>
-        <w:t>Incomplete Dominance</w:t>
-      </w:r>
-      <w:r>
-        <w:t xml:space="preserve"> — Heterozygote is a blend (red + white = </w:t>
-      </w:r>
-      <w:r>
-        <w:rPr>
-          <w:b/>
-        </w:rPr>
-        <w:t>pink</w:t>
-      </w:r>
-      <w:r>
-        <w:t>)</w:t>
+        <w:t>Alleles are gene variants that contribute to genotype and phenotype.</w:t>
       </w:r>
     </w:p>
     <w:p>
       <w:r>
-        <w:t xml:space="preserve">• </w:t>
+        <w:t xml:space="preserve">2. </w:t>
       </w:r>
       <w:r>
-        <w:rPr>
-          <w:b/>
-        </w:rPr>
-        <w:t>Codominance</w:t>
-      </w:r>
-      <w:r>
-        <w:t xml:space="preserve"> — Both alleles fully show (Type A + Type B = </w:t>
-      </w:r>
-      <w:r>
-        <w:rPr>
-          <w:b/>
-        </w:rPr>
-        <w:t>Type AB</w:t>
-      </w:r>
-      <w:r>
-        <w:t>)</w:t>
+        <w:t>Mendelian inheritance predicts patterns when alleles segregate into gametes.</w:t>
       </w:r>
     </w:p>
     <w:p>
       <w:r>
-        <w:t xml:space="preserve">• </w:t>
+        <w:t xml:space="preserve">3. </w:t>
       </w:r>
       <w:r>
-        <w:rPr>
-          <w:b/>
-        </w:rPr>
-        <w:t>Sex-linked (X-linked)</w:t>
-      </w:r>
-      <w:r>
-        <w:t xml:space="preserve"> — Gene is on the X chromosome; males only have one X, so one recessive allele = affected</w:t>
-      </w:r>
-    </w:p>
-    <w:p>
-      <w:pPr>
-        <w:pStyle w:val="Heading3"/>
-      </w:pPr>
-      <w:r>
-        <w:t>ABO Blood Types</w:t>
-      </w:r>
-    </w:p>
-    <w:tbl>
-      <w:tblPr>
-        <w:tblW w:type="auto" w:w="0"/>
-        <w:tblLook w:firstColumn="1" w:firstRow="1" w:lastColumn="0" w:lastRow="0" w:noHBand="0" w:noVBand="1" w:val="04A0"/>
-      </w:tblPr>
-      <w:tblGrid>
-        <w:gridCol w:w="4320"/>
-        <w:gridCol w:w="4320"/>
-      </w:tblGrid>
-      <w:tr>
-        <w:tc>
-          <w:tcPr>
-            <w:tcW w:type="dxa" w:w="4320"/>
-          </w:tcPr>
-          <w:p>
-            <w:r>
-              <w:t>Genotype</w:t>
-            </w:r>
-          </w:p>
-        </w:tc>
-        <w:tc>
-          <w:tcPr>
-            <w:tcW w:type="dxa" w:w="4320"/>
-          </w:tcPr>
-          <w:p>
-            <w:r>
-              <w:t>Blood Type</w:t>
-            </w:r>
-          </w:p>
-        </w:tc>
-      </w:tr>
-      <w:tr>
-        <w:tc>
-          <w:tcPr>
-            <w:tcW w:type="dxa" w:w="4320"/>
-          </w:tcPr>
-          <w:p>
-            <w:r>
-              <w:t>Iᴬ Iᴬ or Iᴬ i</w:t>
-            </w:r>
-          </w:p>
-        </w:tc>
-        <w:tc>
-          <w:tcPr>
-            <w:tcW w:type="dxa" w:w="4320"/>
-          </w:tcPr>
-          <w:p>
-            <w:r>
-              <w:t>Type A</w:t>
-            </w:r>
-          </w:p>
-        </w:tc>
-      </w:tr>
-      <w:tr>
-        <w:tc>
-          <w:tcPr>
-            <w:tcW w:type="dxa" w:w="4320"/>
-          </w:tcPr>
-          <w:p>
-            <w:r>
-              <w:t>Iᴮ Iᴮ or Iᴮ i</w:t>
-            </w:r>
-          </w:p>
-        </w:tc>
-        <w:tc>
-          <w:tcPr>
-            <w:tcW w:type="dxa" w:w="4320"/>
-          </w:tcPr>
-          <w:p>
-            <w:r>
-              <w:t>Type B</w:t>
-            </w:r>
-          </w:p>
-        </w:tc>
-      </w:tr>
-      <w:tr>
-        <w:tc>
-          <w:tcPr>
-            <w:tcW w:type="dxa" w:w="4320"/>
-          </w:tcPr>
-          <w:p>
-            <w:r>
-              <w:t>Iᴬ Iᴮ</w:t>
-            </w:r>
-          </w:p>
-        </w:tc>
-        <w:tc>
-          <w:tcPr>
-            <w:tcW w:type="dxa" w:w="4320"/>
-          </w:tcPr>
-          <w:p>
-            <w:r>
-              <w:t>Type AB</w:t>
-            </w:r>
-          </w:p>
-        </w:tc>
-      </w:tr>
-      <w:tr>
-        <w:tc>
-          <w:tcPr>
-            <w:tcW w:type="dxa" w:w="4320"/>
-          </w:tcPr>
-          <w:p>
-            <w:r>
-              <w:t>i i</w:t>
-            </w:r>
-          </w:p>
-        </w:tc>
-        <w:tc>
-          <w:tcPr>
-            <w:tcW w:type="dxa" w:w="4320"/>
-          </w:tcPr>
-          <w:p>
-            <w:r>
-              <w:t>Type O</w:t>
-            </w:r>
-          </w:p>
-        </w:tc>
-      </w:tr>
-    </w:tbl>
-    <w:p>
-      <w:pPr>
-        <w:pStyle w:val="Heading2"/>
-      </w:pPr>
-      <w:r>
-        <w:t>Pedigree Clues</w:t>
+        <w:t>Punnett squares model probability, not guaranteed outcomes.</w:t>
       </w:r>
     </w:p>
     <w:p>
       <w:r>
-        <w:t xml:space="preserve">• </w:t>
+        <w:t xml:space="preserve">4. </w:t>
       </w:r>
       <w:r>
-        <w:rPr>
-          <w:b/>
-        </w:rPr>
-        <w:t>Autosomal recessive</w:t>
-      </w:r>
-      <w:r>
-        <w:t xml:space="preserve"> — Can skip generations; two unaffected parents → affected child</w:t>
+        <w:t>Incomplete dominance, codominance, polygenic traits, and environment complicate simple patterns.</w:t>
       </w:r>
     </w:p>
     <w:p>
       <w:r>
-        <w:t xml:space="preserve">• </w:t>
+        <w:t xml:space="preserve">5. </w:t>
       </w:r>
       <w:r>
-        <w:rPr>
-          <w:b/>
-        </w:rPr>
-        <w:t>Autosomal dominant</w:t>
-      </w:r>
-      <w:r>
-        <w:t xml:space="preserve"> — Appears every generation; affected child must have an affected parent</w:t>
-      </w:r>
-    </w:p>
-    <w:p>
-      <w:r>
-        <w:t xml:space="preserve">• </w:t>
-      </w:r>
-      <w:r>
-        <w:rPr>
-          <w:b/>
-        </w:rPr>
-        <w:t>X-linked recessive</w:t>
-      </w:r>
-      <w:r>
-        <w:t xml:space="preserve"> — More males affected; never father-to-son; carrier mothers pass to sons</w:t>
-      </w:r>
-    </w:p>
-    <w:p>
-      <w:pPr>
-        <w:pStyle w:val="Heading2"/>
-      </w:pPr>
-      <w:r>
-        <w:t>Polygenic Traits</w:t>
-      </w:r>
-    </w:p>
-    <w:p>
-      <w:r>
-        <w:t xml:space="preserve">• </w:t>
-      </w:r>
-      <w:r>
-        <w:t xml:space="preserve">Controlled by </w:t>
-      </w:r>
-      <w:r>
-        <w:rPr>
-          <w:b/>
-        </w:rPr>
-        <w:t>many genes</w:t>
-      </w:r>
-      <w:r>
-        <w:t xml:space="preserve"> (not just one)</w:t>
-      </w:r>
-    </w:p>
-    <w:p>
-      <w:r>
-        <w:t xml:space="preserve">• </w:t>
-      </w:r>
-      <w:r>
-        <w:t xml:space="preserve">Produce a </w:t>
-      </w:r>
-      <w:r>
-        <w:rPr>
-          <w:b/>
-        </w:rPr>
-        <w:t>range</w:t>
-      </w:r>
-      <w:r>
-        <w:t xml:space="preserve"> of phenotypes (bell curve), not just two categories</w:t>
-      </w:r>
-    </w:p>
-    <w:p>
-      <w:r>
-        <w:t xml:space="preserve">• </w:t>
-      </w:r>
-      <w:r>
-        <w:t>Examples: height, skin color, weight</w:t>
-      </w:r>
-    </w:p>
-    <w:p>
-      <w:r>
-        <w:t xml:space="preserve">• </w:t>
-      </w:r>
-      <w:r>
-        <w:rPr>
-          <w:b/>
-        </w:rPr>
-        <w:t>Environment also matters</w:t>
-      </w:r>
-      <w:r>
-        <w:t xml:space="preserve"> — nutrition affects height, sunlight affects skin color</w:t>
+        <w:t>Pedigrees use family evidence to infer inheritance patterns.</w:t>
       </w:r>
     </w:p>
     <w:p>
@@ -708,13 +292,7 @@
         <w:t xml:space="preserve">1. </w:t>
       </w:r>
       <w:r>
-        <w:rPr>
-          <w:b/>
-        </w:rPr>
-        <w:t>Practice Punnett squares</w:t>
-      </w:r>
-      <w:r>
-        <w:t xml:space="preserve"> — Do them until they're automatic</w:t>
+        <w:t>Start with the module's central claim before memorizing vocabulary.</w:t>
       </w:r>
     </w:p>
     <w:p>
@@ -722,13 +300,7 @@
         <w:t xml:space="preserve">2. </w:t>
       </w:r>
       <w:r>
-        <w:rPr>
-          <w:b/>
-        </w:rPr>
-        <w:t>Memorize the ratios</w:t>
-      </w:r>
-      <w:r>
-        <w:t xml:space="preserve"> — 3:1, 9:3:3:1, 1:2:1</w:t>
+        <w:t>Use the same-numbered lab as the evidence check for the module.</w:t>
       </w:r>
     </w:p>
     <w:p>
@@ -736,13 +308,7 @@
         <w:t xml:space="preserve">3. </w:t>
       </w:r>
       <w:r>
-        <w:rPr>
-          <w:b/>
-        </w:rPr>
-        <w:t>Blood types are a favorite exam topic</w:t>
-      </w:r>
-      <w:r>
-        <w:t xml:space="preserve"> — Know the Iᴬ, Iᴮ, i system</w:t>
+        <w:t>Explain one mechanism in words, then redraw it as a simple diagram.</w:t>
       </w:r>
     </w:p>
     <w:p>
@@ -750,27 +316,58 @@
         <w:t xml:space="preserve">4. </w:t>
       </w:r>
       <w:r>
-        <w:rPr>
-          <w:b/>
-        </w:rPr>
-        <w:t>For pedigrees, ask two questions</w:t>
+        <w:t>Answer retrieval questions without notes, then revise with the terms list.</w:t>
       </w:r>
+    </w:p>
+    <w:p>
+      <w:pPr>
+        <w:pStyle w:val="Heading2"/>
+      </w:pPr>
       <w:r>
-        <w:t xml:space="preserve"> — Dominant or recessive? Autosomal or X-linked?</w:t>
+        <w:t>Connected Lab</w:t>
       </w:r>
     </w:p>
     <w:p>
       <w:r>
-        <w:t xml:space="preserve">5. </w:t>
+        <w:t xml:space="preserve">• </w:t>
       </w:r>
       <w:r>
         <w:rPr>
-          <w:b/>
+          <w:rFonts w:ascii="Courier New" w:hAnsi="Courier New"/>
         </w:rPr>
-        <w:t>Connect to Module 8</w:t>
+        <w:t>lab-09_inheritance-genetics.md</w:t>
+      </w:r>
+    </w:p>
+    <w:p>
+      <w:pPr>
+        <w:pStyle w:val="Heading2"/>
+      </w:pPr>
+      <w:r>
+        <w:t>Generated Visuals</w:t>
+      </w:r>
+    </w:p>
+    <w:p>
+      <w:r>
+        <w:t xml:space="preserve">• </w:t>
       </w:r>
       <w:r>
-        <w:t xml:space="preserve"> — Segregation = homologs separating in Meiosis I</w:t>
+        <w:t>Module 09: Inheritance Genetics Concept Map</w:t>
+      </w:r>
+    </w:p>
+    <w:p>
+      <w:r>
+        <w:t xml:space="preserve">• </w:t>
+      </w:r>
+      <w:r>
+        <w:t>Module 09: Inheritance Genetics Process Model</w:t>
+      </w:r>
+    </w:p>
+    <w:p>
+      <w:r>
+        <w:t xml:space="preserve">• </w:t>
+      </w:r>
+      <w:r>
+        <w:t>Module 09: Inheritance Genetics Retrieval Card</w:t>
       </w:r>
     </w:p>
     <w:sectPr>
